--- a/about/опис.docx
+++ b/about/опис.docx
@@ -556,6 +556,51 @@
     </w:p>
     <w:p>
       <w:pPr>
+        <w:numPr>
+          <w:ilvl w:val="0"/>
+          <w:numId w:val="2"/>
+        </w:numPr>
+        <w:spacing w:before="100" w:beforeAutospacing="1" w:after="100" w:afterAutospacing="1" w:line="360" w:lineRule="auto"/>
+        <w:rPr>
+          <w:rFonts w:ascii="Times New Roman" w:eastAsia="Times New Roman" w:hAnsi="Times New Roman" w:cs="Times New Roman"/>
+          <w:sz w:val="28"/>
+          <w:szCs w:val="28"/>
+          <w:lang w:eastAsia="uk-UA"/>
+        </w:rPr>
+      </w:pPr>
+      <w:r>
+        <w:rPr>
+          <w:rFonts w:ascii="Times New Roman" w:eastAsia="Times New Roman" w:hAnsi="Times New Roman" w:cs="Times New Roman"/>
+          <w:b/>
+          <w:bCs/>
+          <w:sz w:val="28"/>
+          <w:szCs w:val="28"/>
+          <w:lang w:eastAsia="uk-UA"/>
+        </w:rPr>
+        <w:t>Інтерактивна анімація:</w:t>
+      </w:r>
+      <w:r>
+        <w:rPr>
+          <w:rFonts w:ascii="Times New Roman" w:eastAsia="Times New Roman" w:hAnsi="Times New Roman" w:cs="Times New Roman"/>
+          <w:sz w:val="28"/>
+          <w:szCs w:val="28"/>
+          <w:lang w:eastAsia="uk-UA"/>
+        </w:rPr>
+        <w:t xml:space="preserve"> замість статичної появи лінії, програма відтворює процес руху об'єкта в реальному часі. Користувач бачить, як </w:t>
+      </w:r>
+      <w:r>
+        <w:rPr>
+          <w:rFonts w:ascii="Times New Roman" w:eastAsia="Times New Roman" w:hAnsi="Times New Roman" w:cs="Times New Roman"/>
+          <w:sz w:val="28"/>
+          <w:szCs w:val="28"/>
+          <w:lang w:eastAsia="uk-UA"/>
+        </w:rPr>
+        <w:lastRenderedPageBreak/>
+        <w:t>матеріальна точка (шарик) поступово прокладає траєкторію, що дозволяє краще зрозуміти динаміку прямолінійного руху.</w:t>
+      </w:r>
+    </w:p>
+    <w:p>
+      <w:pPr>
         <w:spacing w:before="100" w:beforeAutospacing="1" w:after="100" w:afterAutospacing="1" w:line="360" w:lineRule="auto"/>
         <w:rPr>
           <w:rFonts w:ascii="Times New Roman" w:eastAsia="Times New Roman" w:hAnsi="Times New Roman" w:cs="Times New Roman"/>
@@ -593,7 +638,6 @@
           <w:szCs w:val="28"/>
           <w:lang w:eastAsia="uk-UA"/>
         </w:rPr>
-        <w:lastRenderedPageBreak/>
         <w:t>У програмі реалізовано захист від некоректного введення. При спробі ввести текстові символи у поля для числових значень, контролер ігнорує запит на побудову, запобігаючи аварійному завершенню роботи програми</w:t>
       </w:r>
       <w:r>
